--- a/Especificacion_Requerimientos_HuertoHogar__Ev2_React.docx
+++ b/Especificacion_Requerimientos_HuertoHogar__Ev2_React.docx
@@ -665,7 +665,323 @@
               <w:rPr>
                 <w:rtl w:val="0"/>
               </w:rPr>
-              <w:t xml:space="preserve">Actualización a la Evaluación 2: migración del frontend a React, panel de administración, persistencia simulada en JavaScript, diseño con Bootstrap y pruebas con Jasmine y Karma. Se actualiza el estado de R.1 a R.15 y se agregan R.16 a R.22.</w:t>
+              <w:t xml:space="preserve">Actualización a la Evaluación 2: migración del frontend a React, panel de administración, persistencia simulada en JavaScript, diseño con Bootstrap y pruebas unitarias. Se actualiza el estado de R.1 a R.15 y se agregan R.16 a R.22.</w:t>
+            </w:r>
+          </w:p>
+        </w:tc>
+      </w:tr>
+      <w:tr>
+        <w:trPr>
+          <w:cantSplit w:val="0"/>
+          <w:tblHeader w:val="0"/>
+        </w:trPr>
+        <w:tc>
+          <w:tcPr>
+            <w:tcBorders>
+              <w:top w:color="d3d3d3" w:space="0" w:sz="6" w:val="single"/>
+              <w:left w:color="d3d3d3" w:space="0" w:sz="6" w:val="single"/>
+              <w:bottom w:color="d3d3d3" w:space="0" w:sz="6" w:val="single"/>
+              <w:right w:color="d3d3d3" w:space="0" w:sz="6" w:val="single"/>
+            </w:tcBorders>
+            <w:shd w:fill="auto" w:val="clear"/>
+            <w:tcMar>
+              <w:top w:w="120.0" w:type="dxa"/>
+              <w:left w:w="120.0" w:type="dxa"/>
+              <w:bottom w:w="120.0" w:type="dxa"/>
+              <w:right w:w="120.0" w:type="dxa"/>
+            </w:tcMar>
+            <w:vAlign w:val="top"/>
+          </w:tcPr>
+          <w:p>
+            <w:pPr>
+              <w:pBdr>
+                <w:top w:space="0" w:sz="0" w:val="nil"/>
+                <w:left w:space="0" w:sz="0" w:val="nil"/>
+                <w:bottom w:space="0" w:sz="0" w:val="nil"/>
+                <w:right w:space="0" w:sz="0" w:val="nil"/>
+                <w:between w:space="0" w:sz="0" w:val="nil"/>
+              </w:pBdr>
+              <w:shd w:fill="auto" w:val="clear"/>
+              <w:spacing w:after="120" w:before="120" w:lineRule="auto"/>
+              <w:rPr/>
+            </w:pPr>
+            <w:r>
+              <w:rPr>
+                <w:rtl w:val="0"/>
+              </w:rPr>
+              <w:t xml:space="preserve">28/10/2026</w:t>
+            </w:r>
+          </w:p>
+        </w:tc>
+        <w:tc>
+          <w:tcPr>
+            <w:tcBorders>
+              <w:top w:color="d3d3d3" w:space="0" w:sz="6" w:val="single"/>
+              <w:left w:color="d3d3d3" w:space="0" w:sz="6" w:val="single"/>
+              <w:bottom w:color="d3d3d3" w:space="0" w:sz="6" w:val="single"/>
+              <w:right w:color="d3d3d3" w:space="0" w:sz="6" w:val="single"/>
+            </w:tcBorders>
+            <w:shd w:fill="auto" w:val="clear"/>
+            <w:tcMar>
+              <w:top w:w="120.0" w:type="dxa"/>
+              <w:left w:w="120.0" w:type="dxa"/>
+              <w:bottom w:w="120.0" w:type="dxa"/>
+              <w:right w:w="120.0" w:type="dxa"/>
+            </w:tcMar>
+            <w:vAlign w:val="top"/>
+          </w:tcPr>
+          <w:p>
+            <w:pPr>
+              <w:pBdr>
+                <w:top w:space="0" w:sz="0" w:val="nil"/>
+                <w:left w:space="0" w:sz="0" w:val="nil"/>
+                <w:bottom w:space="0" w:sz="0" w:val="nil"/>
+                <w:right w:space="0" w:sz="0" w:val="nil"/>
+                <w:between w:space="0" w:sz="0" w:val="nil"/>
+              </w:pBdr>
+              <w:shd w:fill="auto" w:val="clear"/>
+              <w:spacing w:after="120" w:before="120" w:lineRule="auto"/>
+              <w:rPr/>
+            </w:pPr>
+            <w:r>
+              <w:rPr>
+                <w:rtl w:val="0"/>
+              </w:rPr>
+              <w:t xml:space="preserve">4.0</w:t>
+            </w:r>
+          </w:p>
+        </w:tc>
+        <w:tc>
+          <w:tcPr>
+            <w:tcBorders>
+              <w:top w:color="d3d3d3" w:space="0" w:sz="6" w:val="single"/>
+              <w:left w:color="d3d3d3" w:space="0" w:sz="6" w:val="single"/>
+              <w:bottom w:color="d3d3d3" w:space="0" w:sz="6" w:val="single"/>
+              <w:right w:color="d3d3d3" w:space="0" w:sz="6" w:val="single"/>
+            </w:tcBorders>
+            <w:shd w:fill="auto" w:val="clear"/>
+            <w:tcMar>
+              <w:top w:w="120.0" w:type="dxa"/>
+              <w:left w:w="120.0" w:type="dxa"/>
+              <w:bottom w:w="120.0" w:type="dxa"/>
+              <w:right w:w="120.0" w:type="dxa"/>
+            </w:tcMar>
+            <w:vAlign w:val="top"/>
+          </w:tcPr>
+          <w:p>
+            <w:pPr>
+              <w:pBdr>
+                <w:top w:space="0" w:sz="0" w:val="nil"/>
+                <w:left w:space="0" w:sz="0" w:val="nil"/>
+                <w:bottom w:space="0" w:sz="0" w:val="nil"/>
+                <w:right w:space="0" w:sz="0" w:val="nil"/>
+                <w:between w:space="0" w:sz="0" w:val="nil"/>
+              </w:pBdr>
+              <w:shd w:fill="auto" w:val="clear"/>
+              <w:spacing w:after="120" w:before="120" w:lineRule="auto"/>
+              <w:rPr/>
+            </w:pPr>
+            <w:r>
+              <w:rPr>
+                <w:rtl w:val="0"/>
+              </w:rPr>
+              <w:t xml:space="preserve">Equipo de Desarrollo HuertoHogar</w:t>
+            </w:r>
+          </w:p>
+        </w:tc>
+        <w:tc>
+          <w:tcPr>
+            <w:tcBorders>
+              <w:top w:color="d3d3d3" w:space="0" w:sz="6" w:val="single"/>
+              <w:left w:color="d3d3d3" w:space="0" w:sz="6" w:val="single"/>
+              <w:bottom w:color="d3d3d3" w:space="0" w:sz="6" w:val="single"/>
+              <w:right w:color="d3d3d3" w:space="0" w:sz="6" w:val="single"/>
+            </w:tcBorders>
+            <w:shd w:fill="auto" w:val="clear"/>
+            <w:tcMar>
+              <w:top w:w="120.0" w:type="dxa"/>
+              <w:left w:w="120.0" w:type="dxa"/>
+              <w:bottom w:w="120.0" w:type="dxa"/>
+              <w:right w:w="120.0" w:type="dxa"/>
+            </w:tcMar>
+            <w:vAlign w:val="top"/>
+          </w:tcPr>
+          <w:p>
+            <w:pPr>
+              <w:pBdr>
+                <w:top w:space="0" w:sz="0" w:val="nil"/>
+                <w:left w:space="0" w:sz="0" w:val="nil"/>
+                <w:bottom w:space="0" w:sz="0" w:val="nil"/>
+                <w:right w:space="0" w:sz="0" w:val="nil"/>
+                <w:between w:space="0" w:sz="0" w:val="nil"/>
+              </w:pBdr>
+              <w:shd w:fill="auto" w:val="clear"/>
+              <w:spacing w:after="120" w:before="120" w:lineRule="auto"/>
+              <w:rPr/>
+            </w:pPr>
+            <w:r>
+              <w:rPr>
+                <w:rtl w:val="0"/>
+              </w:rPr>
+              <w:t xml:space="preserve">Se agregan categorías, checkout con dirección de entrega, vistas de compra exitosa y con error y total del carrito en el encabezado; se amplían las pruebas con Vitest.</w:t>
+            </w:r>
+          </w:p>
+        </w:tc>
+      </w:tr>
+      <w:tr>
+        <w:trPr>
+          <w:cantSplit w:val="0"/>
+          <w:tblHeader w:val="0"/>
+        </w:trPr>
+        <w:tc>
+          <w:tcPr>
+            <w:tcBorders>
+              <w:top w:color="d3d3d3" w:space="0" w:sz="6" w:val="single"/>
+              <w:left w:color="d3d3d3" w:space="0" w:sz="6" w:val="single"/>
+              <w:bottom w:color="d3d3d3" w:space="0" w:sz="6" w:val="single"/>
+              <w:right w:color="d3d3d3" w:space="0" w:sz="6" w:val="single"/>
+            </w:tcBorders>
+            <w:shd w:fill="auto" w:val="clear"/>
+            <w:tcMar>
+              <w:top w:w="120.0" w:type="dxa"/>
+              <w:left w:w="120.0" w:type="dxa"/>
+              <w:bottom w:w="120.0" w:type="dxa"/>
+              <w:right w:w="120.0" w:type="dxa"/>
+            </w:tcMar>
+            <w:vAlign w:val="top"/>
+          </w:tcPr>
+          <w:p>
+            <w:pPr>
+              <w:pBdr>
+                <w:top w:space="0" w:sz="0" w:val="nil"/>
+                <w:left w:space="0" w:sz="0" w:val="nil"/>
+                <w:bottom w:space="0" w:sz="0" w:val="nil"/>
+                <w:right w:space="0" w:sz="0" w:val="nil"/>
+                <w:between w:space="0" w:sz="0" w:val="nil"/>
+              </w:pBdr>
+              <w:shd w:fill="auto" w:val="clear"/>
+              <w:spacing w:after="120" w:before="120" w:lineRule="auto"/>
+              <w:rPr/>
+            </w:pPr>
+            <w:r>
+              <w:rPr>
+                <w:rtl w:val="0"/>
+              </w:rPr>
+              <w:t xml:space="preserve">28/10/2026</w:t>
+            </w:r>
+          </w:p>
+        </w:tc>
+        <w:tc>
+          <w:tcPr>
+            <w:tcBorders>
+              <w:top w:color="d3d3d3" w:space="0" w:sz="6" w:val="single"/>
+              <w:left w:color="d3d3d3" w:space="0" w:sz="6" w:val="single"/>
+              <w:bottom w:color="d3d3d3" w:space="0" w:sz="6" w:val="single"/>
+              <w:right w:color="d3d3d3" w:space="0" w:sz="6" w:val="single"/>
+            </w:tcBorders>
+            <w:shd w:fill="auto" w:val="clear"/>
+            <w:tcMar>
+              <w:top w:w="120.0" w:type="dxa"/>
+              <w:left w:w="120.0" w:type="dxa"/>
+              <w:bottom w:w="120.0" w:type="dxa"/>
+              <w:right w:w="120.0" w:type="dxa"/>
+            </w:tcMar>
+            <w:vAlign w:val="top"/>
+          </w:tcPr>
+          <w:p>
+            <w:pPr>
+              <w:pBdr>
+                <w:top w:space="0" w:sz="0" w:val="nil"/>
+                <w:left w:space="0" w:sz="0" w:val="nil"/>
+                <w:bottom w:space="0" w:sz="0" w:val="nil"/>
+                <w:right w:space="0" w:sz="0" w:val="nil"/>
+                <w:between w:space="0" w:sz="0" w:val="nil"/>
+              </w:pBdr>
+              <w:shd w:fill="auto" w:val="clear"/>
+              <w:spacing w:after="120" w:before="120" w:lineRule="auto"/>
+              <w:rPr/>
+            </w:pPr>
+            <w:r>
+              <w:rPr>
+                <w:rtl w:val="0"/>
+              </w:rPr>
+              <w:t xml:space="preserve">5.0</w:t>
+            </w:r>
+          </w:p>
+        </w:tc>
+        <w:tc>
+          <w:tcPr>
+            <w:tcBorders>
+              <w:top w:color="d3d3d3" w:space="0" w:sz="6" w:val="single"/>
+              <w:left w:color="d3d3d3" w:space="0" w:sz="6" w:val="single"/>
+              <w:bottom w:color="d3d3d3" w:space="0" w:sz="6" w:val="single"/>
+              <w:right w:color="d3d3d3" w:space="0" w:sz="6" w:val="single"/>
+            </w:tcBorders>
+            <w:shd w:fill="auto" w:val="clear"/>
+            <w:tcMar>
+              <w:top w:w="120.0" w:type="dxa"/>
+              <w:left w:w="120.0" w:type="dxa"/>
+              <w:bottom w:w="120.0" w:type="dxa"/>
+              <w:right w:w="120.0" w:type="dxa"/>
+            </w:tcMar>
+            <w:vAlign w:val="top"/>
+          </w:tcPr>
+          <w:p>
+            <w:pPr>
+              <w:pBdr>
+                <w:top w:space="0" w:sz="0" w:val="nil"/>
+                <w:left w:space="0" w:sz="0" w:val="nil"/>
+                <w:bottom w:space="0" w:sz="0" w:val="nil"/>
+                <w:right w:space="0" w:sz="0" w:val="nil"/>
+                <w:between w:space="0" w:sz="0" w:val="nil"/>
+              </w:pBdr>
+              <w:shd w:fill="auto" w:val="clear"/>
+              <w:spacing w:after="120" w:before="120" w:lineRule="auto"/>
+              <w:rPr/>
+            </w:pPr>
+            <w:r>
+              <w:rPr>
+                <w:rtl w:val="0"/>
+              </w:rPr>
+              <w:t xml:space="preserve">Equipo de Desarrollo HuertoHogar</w:t>
+            </w:r>
+          </w:p>
+        </w:tc>
+        <w:tc>
+          <w:tcPr>
+            <w:tcBorders>
+              <w:top w:color="d3d3d3" w:space="0" w:sz="6" w:val="single"/>
+              <w:left w:color="d3d3d3" w:space="0" w:sz="6" w:val="single"/>
+              <w:bottom w:color="d3d3d3" w:space="0" w:sz="6" w:val="single"/>
+              <w:right w:color="d3d3d3" w:space="0" w:sz="6" w:val="single"/>
+            </w:tcBorders>
+            <w:shd w:fill="auto" w:val="clear"/>
+            <w:tcMar>
+              <w:top w:w="120.0" w:type="dxa"/>
+              <w:left w:w="120.0" w:type="dxa"/>
+              <w:bottom w:w="120.0" w:type="dxa"/>
+              <w:right w:w="120.0" w:type="dxa"/>
+            </w:tcMar>
+            <w:vAlign w:val="top"/>
+          </w:tcPr>
+          <w:p>
+            <w:pPr>
+              <w:pBdr>
+                <w:top w:space="0" w:sz="0" w:val="nil"/>
+                <w:left w:space="0" w:sz="0" w:val="nil"/>
+                <w:bottom w:space="0" w:sz="0" w:val="nil"/>
+                <w:right w:space="0" w:sz="0" w:val="nil"/>
+                <w:between w:space="0" w:sz="0" w:val="nil"/>
+              </w:pBdr>
+              <w:shd w:fill="auto" w:val="clear"/>
+              <w:spacing w:after="120" w:before="120" w:lineRule="auto"/>
+              <w:rPr/>
+            </w:pPr>
+            <w:r>
+              <w:rPr>
+                <w:rtl w:val="0"/>
+              </w:rPr>
+              <w:t xml:space="preserve">Las pruebas unitarias pasan a Vitest (10 pruebas) según la guía de testing del curso: hooks con renderHook y act, componentes y flujos, con cobertura V8. Se agregan formularios con React Hook Form y Yup y los hooks useReducer y useFetch.</w:t>
             </w:r>
           </w:p>
         </w:tc>
@@ -1081,7 +1397,7 @@
         <w:rPr>
           <w:rtl w:val="0"/>
         </w:rPr>
-        <w:t xml:space="preserve">): arquitectura de componentes, persistencia simulada, diseño responsivo con Bootstrap, ofertas, panel de administración y pruebas unitarias con Jasmine y Karma, bajo el estándar IEEE 830.</w:t>
+        <w:t xml:space="preserve">): arquitectura de componentes, persistencia simulada, diseño responsivo con Bootstrap, ofertas, panel de administración y pruebas unitarias con Vitest, bajo el estándar IEEE 830.</w:t>
       </w:r>
     </w:p>
     <w:p>
@@ -1166,7 +1482,7 @@
         <w:rPr>
           <w:rtl w:val="0"/>
         </w:rPr>
-        <w:t xml:space="preserve"> Permitir la gestión de usuarios (registro, autenticación y perfil); visualización, búsqueda y filtrado del catálogo con precio, origen, stock y descuentos; carrito de compras, confirmación de pedidos con comprobante y boleta, y seguimiento del estado y de la fecha de entrega; reseñas y calificaciones de productos; vista de ofertas; mapa interactivo con las sucursales; y un panel de administración para gestionar productos, categorías, usuarios, órdenes y reportes. Los datos se guardan en el navegador (localStorage) mediante módulos JavaScript que simulan una base de datos.</w:t>
+        <w:t xml:space="preserve"> Permitir la gestión de usuarios (registro, autenticación y perfil); visualización, búsqueda y filtrado del catálogo con precio, origen, stock y descuentos; carrito de compras, checkout con dirección de entrega, vistas de compra exitosa y con error, boleta, vista de categorías, y seguimiento del estado y de la fecha de entrega; reseñas y calificaciones de productos; vista de ofertas; mapa interactivo con las sucursales; y un panel de administración para gestionar productos, categorías, usuarios, órdenes y reportes. Los datos se guardan en el navegador (localStorage) mediante módulos JavaScript que simulan una base de datos.</w:t>
       </w:r>
     </w:p>
     <w:p>
@@ -1198,7 +1514,7 @@
         <w:rPr>
           <w:rtl w:val="0"/>
         </w:rPr>
-        <w:t xml:space="preserve"> En esta etapa no incluye servidor (backend) ni autenticación de producción, no procesa pagos en línea (no existe pasarela de pago ni vistas de pago correcto o con error), no implementa el programa de fidelización por puntos (R.11) ni los botones para compartir productos en redes sociales (R.12, parcial). Tampoco automatizará la logística de despacho con flota vehicular propia ni gestionará inventarios de proveedores de terceros.</w:t>
+        <w:t xml:space="preserve"> En esta etapa no incluye servidor (backend) ni autenticación de producción, no integra una pasarela de pago real (el pago se simula en el frontend y existen las vistas de pago correcto y con error), no implementa el programa de fidelización por puntos (R.11) ni los botones para compartir productos en redes sociales (R.12, parcial). Tampoco automatizará la logística de despacho con flota vehicular propia ni gestionará inventarios de proveedores de terceros.</w:t>
       </w:r>
     </w:p>
     <w:p>
@@ -1501,13 +1817,13 @@
           <w:bCs w:val="1"/>
           <w:rtl w:val="0"/>
         </w:rPr>
-        <w:t xml:space="preserve">Jasmine / Karma:</w:t>
+        <w:t xml:space="preserve">Vitest:</w:t>
       </w:r>
       <w:r>
         <w:rPr>
           <w:rtl w:val="0"/>
         </w:rPr>
-        <w:t xml:space="preserve"> Framework de pruebas unitarias y ejecutor de pruebas en el navegador usados para validar los componentes.</w:t>
+        <w:t xml:space="preserve"> Framework de pruebas unitarias para proyectos Vite, usado junto con React Testing Library y jsdom para validar hooks, componentes y flujos.</w:t>
       </w:r>
     </w:p>
     <w:p>
@@ -1855,7 +2171,7 @@
         <w:rPr>
           <w:rtl w:val="0"/>
         </w:rPr>
-        <w:t xml:space="preserve"> Carrito con cantidades editables, subtotal, despacho (gratis desde $25.000) y total; selección de fecha de entrega, confirmación del pedido con comprobante y seguimiento del estado (Confirmado, En preparación, En camino, Entregado).</w:t>
+        <w:t xml:space="preserve"> Carrito con cantidades editables, subtotal, despacho (gratis desde $25.000) y total; selección de fecha de entrega, checkout con datos del cliente y dirección (región y comuna), pago simulado con vista de compra exitosa o con error y boleta, y seguimiento del estado (Confirmado, En preparación, En camino, Entregado).</w:t>
       </w:r>
     </w:p>
     <w:p>
@@ -2672,7 +2988,7 @@
         <w:rPr>
           <w:rtl w:val="0"/>
         </w:rPr>
-        <w:t xml:space="preserve"> React 19, Vite, Bootstrap 5 / React-Bootstrap; pruebas con Jasmine, Karma y React Testing Library (y Vitest para la lógica de datos).</w:t>
+        <w:t xml:space="preserve"> React 19, Vite, Bootstrap 5 / React-Bootstrap, React Hook Form y Yup para los formularios de cuenta; pruebas unitarias con Vitest, React Testing Library y jsdom.</w:t>
       </w:r>
     </w:p>
     <w:p>
@@ -9299,7 +9615,7 @@
                 <w:szCs w:val="16"/>
                 <w:rtl w:val="0"/>
               </w:rPr>
-              <w:t xml:space="preserve">Pruebas unitarias con Jasmine y Karma</w:t>
+              <w:t xml:space="preserve">Pruebas unitarias con Vitest</w:t>
             </w:r>
           </w:p>
         </w:tc>
@@ -9459,7 +9775,589 @@
                 <w:szCs w:val="16"/>
                 <w:rtl w:val="0"/>
               </w:rPr>
-              <w:t xml:space="preserve">Los componentes React deben contar con pruebas unitarias de renderizado, props, estado y eventos ejecutadas con Jasmine y Karma.</w:t>
+              <w:t xml:space="preserve">Los hooks personalizados, los componentes React y los flujos críticos deben contar con pruebas unitarias de renderizado, props, estado y eventos ejecutadas con Vitest (10 pruebas), con informe de cobertura V8.</w:t>
+            </w:r>
+          </w:p>
+        </w:tc>
+        <w:tc>
+          <w:tcPr>
+            <w:tcBorders>
+              <w:top w:color="d3d3d3" w:space="0" w:sz="6" w:val="single"/>
+              <w:left w:color="d3d3d3" w:space="0" w:sz="6" w:val="single"/>
+              <w:bottom w:color="d3d3d3" w:space="0" w:sz="6" w:val="single"/>
+              <w:right w:color="d3d3d3" w:space="0" w:sz="6" w:val="single"/>
+            </w:tcBorders>
+            <w:shd w:fill="auto" w:val="clear"/>
+            <w:tcMar>
+              <w:top w:w="120.0" w:type="dxa"/>
+              <w:left w:w="80.0" w:type="dxa"/>
+              <w:bottom w:w="120.0" w:type="dxa"/>
+              <w:right w:w="80.0" w:type="dxa"/>
+            </w:tcMar>
+            <w:vAlign w:val="top"/>
+          </w:tcPr>
+          <w:p>
+            <w:pPr>
+              <w:pBdr>
+                <w:top w:space="0" w:sz="0" w:val="nil"/>
+                <w:left w:space="0" w:sz="0" w:val="nil"/>
+                <w:bottom w:space="0" w:sz="0" w:val="nil"/>
+                <w:right w:space="0" w:sz="0" w:val="nil"/>
+                <w:between w:space="0" w:sz="0" w:val="nil"/>
+              </w:pBdr>
+              <w:shd w:fill="auto" w:val="clear"/>
+              <w:spacing w:after="120" w:before="120" w:lineRule="auto"/>
+              <w:rPr/>
+            </w:pPr>
+            <w:r>
+              <w:rPr>
+                <w:sz w:val="16"/>
+                <w:szCs w:val="16"/>
+                <w:rtl w:val="0"/>
+              </w:rPr>
+              <w:t xml:space="preserve">Completado</w:t>
+            </w:r>
+          </w:p>
+        </w:tc>
+      </w:tr>
+      <w:tr>
+        <w:trPr>
+          <w:cantSplit w:val="0"/>
+          <w:tblHeader w:val="0"/>
+        </w:trPr>
+        <w:tc>
+          <w:tcPr>
+            <w:tcBorders>
+              <w:top w:color="d3d3d3" w:space="0" w:sz="6" w:val="single"/>
+              <w:left w:color="d3d3d3" w:space="0" w:sz="6" w:val="single"/>
+              <w:bottom w:color="d3d3d3" w:space="0" w:sz="6" w:val="single"/>
+              <w:right w:color="d3d3d3" w:space="0" w:sz="6" w:val="single"/>
+            </w:tcBorders>
+            <w:shd w:fill="auto" w:val="clear"/>
+            <w:tcMar>
+              <w:top w:w="120.0" w:type="dxa"/>
+              <w:left w:w="80.0" w:type="dxa"/>
+              <w:bottom w:w="120.0" w:type="dxa"/>
+              <w:right w:w="80.0" w:type="dxa"/>
+            </w:tcMar>
+            <w:vAlign w:val="top"/>
+          </w:tcPr>
+          <w:p>
+            <w:pPr>
+              <w:pBdr>
+                <w:top w:space="0" w:sz="0" w:val="nil"/>
+                <w:left w:space="0" w:sz="0" w:val="nil"/>
+                <w:bottom w:space="0" w:sz="0" w:val="nil"/>
+                <w:right w:space="0" w:sz="0" w:val="nil"/>
+                <w:between w:space="0" w:sz="0" w:val="nil"/>
+              </w:pBdr>
+              <w:shd w:fill="auto" w:val="clear"/>
+              <w:spacing w:after="120" w:before="120" w:lineRule="auto"/>
+              <w:rPr>
+                <w:b w:val="1"/>
+                <w:bCs w:val="1"/>
+              </w:rPr>
+            </w:pPr>
+            <w:r>
+              <w:rPr>
+                <w:b w:val="1"/>
+                <w:bCs w:val="1"/>
+                <w:sz w:val="16"/>
+                <w:szCs w:val="16"/>
+                <w:rtl w:val="0"/>
+              </w:rPr>
+              <w:t xml:space="preserve">R.23</w:t>
+            </w:r>
+          </w:p>
+        </w:tc>
+        <w:tc>
+          <w:tcPr>
+            <w:tcBorders>
+              <w:top w:color="d3d3d3" w:space="0" w:sz="6" w:val="single"/>
+              <w:left w:color="d3d3d3" w:space="0" w:sz="6" w:val="single"/>
+              <w:bottom w:color="d3d3d3" w:space="0" w:sz="6" w:val="single"/>
+              <w:right w:color="d3d3d3" w:space="0" w:sz="6" w:val="single"/>
+            </w:tcBorders>
+            <w:shd w:fill="auto" w:val="clear"/>
+            <w:tcMar>
+              <w:top w:w="120.0" w:type="dxa"/>
+              <w:left w:w="80.0" w:type="dxa"/>
+              <w:bottom w:w="120.0" w:type="dxa"/>
+              <w:right w:w="80.0" w:type="dxa"/>
+            </w:tcMar>
+            <w:vAlign w:val="top"/>
+          </w:tcPr>
+          <w:p>
+            <w:pPr>
+              <w:pBdr>
+                <w:top w:space="0" w:sz="0" w:val="nil"/>
+                <w:left w:space="0" w:sz="0" w:val="nil"/>
+                <w:bottom w:space="0" w:sz="0" w:val="nil"/>
+                <w:right w:space="0" w:sz="0" w:val="nil"/>
+                <w:between w:space="0" w:sz="0" w:val="nil"/>
+              </w:pBdr>
+              <w:shd w:fill="auto" w:val="clear"/>
+              <w:spacing w:after="120" w:before="120" w:lineRule="auto"/>
+              <w:rPr/>
+            </w:pPr>
+            <w:r>
+              <w:rPr>
+                <w:sz w:val="16"/>
+                <w:szCs w:val="16"/>
+                <w:rtl w:val="0"/>
+              </w:rPr>
+              <w:t xml:space="preserve">Vista de categorías y total del carrito</w:t>
+            </w:r>
+          </w:p>
+        </w:tc>
+        <w:tc>
+          <w:tcPr>
+            <w:tcBorders>
+              <w:top w:color="d3d3d3" w:space="0" w:sz="6" w:val="single"/>
+              <w:left w:color="d3d3d3" w:space="0" w:sz="6" w:val="single"/>
+              <w:bottom w:color="d3d3d3" w:space="0" w:sz="6" w:val="single"/>
+              <w:right w:color="d3d3d3" w:space="0" w:sz="6" w:val="single"/>
+            </w:tcBorders>
+            <w:shd w:fill="auto" w:val="clear"/>
+            <w:tcMar>
+              <w:top w:w="120.0" w:type="dxa"/>
+              <w:left w:w="80.0" w:type="dxa"/>
+              <w:bottom w:w="120.0" w:type="dxa"/>
+              <w:right w:w="80.0" w:type="dxa"/>
+            </w:tcMar>
+            <w:vAlign w:val="top"/>
+          </w:tcPr>
+          <w:p>
+            <w:pPr>
+              <w:pBdr>
+                <w:top w:space="0" w:sz="0" w:val="nil"/>
+                <w:left w:space="0" w:sz="0" w:val="nil"/>
+                <w:bottom w:space="0" w:sz="0" w:val="nil"/>
+                <w:right w:space="0" w:sz="0" w:val="nil"/>
+                <w:between w:space="0" w:sz="0" w:val="nil"/>
+              </w:pBdr>
+              <w:shd w:fill="auto" w:val="clear"/>
+              <w:spacing w:after="120" w:before="120" w:lineRule="auto"/>
+              <w:rPr/>
+            </w:pPr>
+            <w:r>
+              <w:rPr>
+                <w:sz w:val="16"/>
+                <w:szCs w:val="16"/>
+                <w:rtl w:val="0"/>
+              </w:rPr>
+              <w:t xml:space="preserve">Funcional</w:t>
+            </w:r>
+          </w:p>
+        </w:tc>
+        <w:tc>
+          <w:tcPr>
+            <w:tcBorders>
+              <w:top w:color="d3d3d3" w:space="0" w:sz="6" w:val="single"/>
+              <w:left w:color="d3d3d3" w:space="0" w:sz="6" w:val="single"/>
+              <w:bottom w:color="d3d3d3" w:space="0" w:sz="6" w:val="single"/>
+              <w:right w:color="d3d3d3" w:space="0" w:sz="6" w:val="single"/>
+            </w:tcBorders>
+            <w:shd w:fill="auto" w:val="clear"/>
+            <w:tcMar>
+              <w:top w:w="120.0" w:type="dxa"/>
+              <w:left w:w="80.0" w:type="dxa"/>
+              <w:bottom w:w="120.0" w:type="dxa"/>
+              <w:right w:w="80.0" w:type="dxa"/>
+            </w:tcMar>
+            <w:vAlign w:val="top"/>
+          </w:tcPr>
+          <w:p>
+            <w:pPr>
+              <w:pBdr>
+                <w:top w:space="0" w:sz="0" w:val="nil"/>
+                <w:left w:space="0" w:sz="0" w:val="nil"/>
+                <w:bottom w:space="0" w:sz="0" w:val="nil"/>
+                <w:right w:space="0" w:sz="0" w:val="nil"/>
+                <w:between w:space="0" w:sz="0" w:val="nil"/>
+              </w:pBdr>
+              <w:shd w:fill="auto" w:val="clear"/>
+              <w:spacing w:after="120" w:before="120" w:lineRule="auto"/>
+              <w:rPr/>
+            </w:pPr>
+            <w:r>
+              <w:rPr>
+                <w:sz w:val="16"/>
+                <w:szCs w:val="16"/>
+                <w:rtl w:val="0"/>
+              </w:rPr>
+              <w:t xml:space="preserve">Funcional de usuario</w:t>
+            </w:r>
+          </w:p>
+        </w:tc>
+        <w:tc>
+          <w:tcPr>
+            <w:tcBorders>
+              <w:top w:color="d3d3d3" w:space="0" w:sz="6" w:val="single"/>
+              <w:left w:color="d3d3d3" w:space="0" w:sz="6" w:val="single"/>
+              <w:bottom w:color="d3d3d3" w:space="0" w:sz="6" w:val="single"/>
+              <w:right w:color="d3d3d3" w:space="0" w:sz="6" w:val="single"/>
+            </w:tcBorders>
+            <w:shd w:fill="auto" w:val="clear"/>
+            <w:tcMar>
+              <w:top w:w="120.0" w:type="dxa"/>
+              <w:left w:w="80.0" w:type="dxa"/>
+              <w:bottom w:w="120.0" w:type="dxa"/>
+              <w:right w:w="80.0" w:type="dxa"/>
+            </w:tcMar>
+            <w:vAlign w:val="top"/>
+          </w:tcPr>
+          <w:p>
+            <w:pPr>
+              <w:pBdr>
+                <w:top w:space="0" w:sz="0" w:val="nil"/>
+                <w:left w:space="0" w:sz="0" w:val="nil"/>
+                <w:bottom w:space="0" w:sz="0" w:val="nil"/>
+                <w:right w:space="0" w:sz="0" w:val="nil"/>
+                <w:between w:space="0" w:sz="0" w:val="nil"/>
+              </w:pBdr>
+              <w:shd w:fill="auto" w:val="clear"/>
+              <w:spacing w:after="120" w:before="120" w:lineRule="auto"/>
+              <w:rPr/>
+            </w:pPr>
+            <w:r>
+              <w:rPr>
+                <w:sz w:val="16"/>
+                <w:szCs w:val="16"/>
+                <w:rtl w:val="0"/>
+              </w:rPr>
+              <w:t xml:space="preserve">Cliente</w:t>
+            </w:r>
+          </w:p>
+        </w:tc>
+        <w:tc>
+          <w:tcPr>
+            <w:tcBorders>
+              <w:top w:color="d3d3d3" w:space="0" w:sz="6" w:val="single"/>
+              <w:left w:color="d3d3d3" w:space="0" w:sz="6" w:val="single"/>
+              <w:bottom w:color="d3d3d3" w:space="0" w:sz="6" w:val="single"/>
+              <w:right w:color="d3d3d3" w:space="0" w:sz="6" w:val="single"/>
+            </w:tcBorders>
+            <w:shd w:fill="auto" w:val="clear"/>
+            <w:tcMar>
+              <w:top w:w="120.0" w:type="dxa"/>
+              <w:left w:w="80.0" w:type="dxa"/>
+              <w:bottom w:w="120.0" w:type="dxa"/>
+              <w:right w:w="80.0" w:type="dxa"/>
+            </w:tcMar>
+            <w:vAlign w:val="top"/>
+          </w:tcPr>
+          <w:p>
+            <w:pPr>
+              <w:pBdr>
+                <w:top w:space="0" w:sz="0" w:val="nil"/>
+                <w:left w:space="0" w:sz="0" w:val="nil"/>
+                <w:bottom w:space="0" w:sz="0" w:val="nil"/>
+                <w:right w:space="0" w:sz="0" w:val="nil"/>
+                <w:between w:space="0" w:sz="0" w:val="nil"/>
+              </w:pBdr>
+              <w:shd w:fill="auto" w:val="clear"/>
+              <w:spacing w:after="120" w:before="120" w:lineRule="auto"/>
+              <w:rPr/>
+            </w:pPr>
+            <w:r>
+              <w:rPr>
+                <w:sz w:val="16"/>
+                <w:szCs w:val="16"/>
+                <w:rtl w:val="0"/>
+              </w:rPr>
+              <w:t xml:space="preserve">El sistema debe separar los productos por categoría y mostrar el total del carrito en el encabezado.</w:t>
+            </w:r>
+          </w:p>
+        </w:tc>
+        <w:tc>
+          <w:tcPr>
+            <w:tcBorders>
+              <w:top w:color="d3d3d3" w:space="0" w:sz="6" w:val="single"/>
+              <w:left w:color="d3d3d3" w:space="0" w:sz="6" w:val="single"/>
+              <w:bottom w:color="d3d3d3" w:space="0" w:sz="6" w:val="single"/>
+              <w:right w:color="d3d3d3" w:space="0" w:sz="6" w:val="single"/>
+            </w:tcBorders>
+            <w:shd w:fill="auto" w:val="clear"/>
+            <w:tcMar>
+              <w:top w:w="120.0" w:type="dxa"/>
+              <w:left w:w="80.0" w:type="dxa"/>
+              <w:bottom w:w="120.0" w:type="dxa"/>
+              <w:right w:w="80.0" w:type="dxa"/>
+            </w:tcMar>
+            <w:vAlign w:val="top"/>
+          </w:tcPr>
+          <w:p>
+            <w:pPr>
+              <w:pBdr>
+                <w:top w:space="0" w:sz="0" w:val="nil"/>
+                <w:left w:space="0" w:sz="0" w:val="nil"/>
+                <w:bottom w:space="0" w:sz="0" w:val="nil"/>
+                <w:right w:space="0" w:sz="0" w:val="nil"/>
+                <w:between w:space="0" w:sz="0" w:val="nil"/>
+              </w:pBdr>
+              <w:shd w:fill="auto" w:val="clear"/>
+              <w:spacing w:after="120" w:before="120" w:lineRule="auto"/>
+              <w:rPr/>
+            </w:pPr>
+            <w:r>
+              <w:rPr>
+                <w:sz w:val="16"/>
+                <w:szCs w:val="16"/>
+                <w:rtl w:val="0"/>
+              </w:rPr>
+              <w:t xml:space="preserve">Completado</w:t>
+            </w:r>
+          </w:p>
+        </w:tc>
+      </w:tr>
+      <w:tr>
+        <w:trPr>
+          <w:cantSplit w:val="0"/>
+          <w:tblHeader w:val="0"/>
+        </w:trPr>
+        <w:tc>
+          <w:tcPr>
+            <w:tcBorders>
+              <w:top w:color="d3d3d3" w:space="0" w:sz="6" w:val="single"/>
+              <w:left w:color="d3d3d3" w:space="0" w:sz="6" w:val="single"/>
+              <w:bottom w:color="d3d3d3" w:space="0" w:sz="6" w:val="single"/>
+              <w:right w:color="d3d3d3" w:space="0" w:sz="6" w:val="single"/>
+            </w:tcBorders>
+            <w:shd w:fill="auto" w:val="clear"/>
+            <w:tcMar>
+              <w:top w:w="120.0" w:type="dxa"/>
+              <w:left w:w="80.0" w:type="dxa"/>
+              <w:bottom w:w="120.0" w:type="dxa"/>
+              <w:right w:w="80.0" w:type="dxa"/>
+            </w:tcMar>
+            <w:vAlign w:val="top"/>
+          </w:tcPr>
+          <w:p>
+            <w:pPr>
+              <w:pBdr>
+                <w:top w:space="0" w:sz="0" w:val="nil"/>
+                <w:left w:space="0" w:sz="0" w:val="nil"/>
+                <w:bottom w:space="0" w:sz="0" w:val="nil"/>
+                <w:right w:space="0" w:sz="0" w:val="nil"/>
+                <w:between w:space="0" w:sz="0" w:val="nil"/>
+              </w:pBdr>
+              <w:shd w:fill="auto" w:val="clear"/>
+              <w:spacing w:after="120" w:before="120" w:lineRule="auto"/>
+              <w:rPr>
+                <w:b w:val="1"/>
+                <w:bCs w:val="1"/>
+              </w:rPr>
+            </w:pPr>
+            <w:r>
+              <w:rPr>
+                <w:b w:val="1"/>
+                <w:bCs w:val="1"/>
+                <w:sz w:val="16"/>
+                <w:szCs w:val="16"/>
+                <w:rtl w:val="0"/>
+              </w:rPr>
+              <w:t xml:space="preserve">R.24</w:t>
+            </w:r>
+          </w:p>
+        </w:tc>
+        <w:tc>
+          <w:tcPr>
+            <w:tcBorders>
+              <w:top w:color="d3d3d3" w:space="0" w:sz="6" w:val="single"/>
+              <w:left w:color="d3d3d3" w:space="0" w:sz="6" w:val="single"/>
+              <w:bottom w:color="d3d3d3" w:space="0" w:sz="6" w:val="single"/>
+              <w:right w:color="d3d3d3" w:space="0" w:sz="6" w:val="single"/>
+            </w:tcBorders>
+            <w:shd w:fill="auto" w:val="clear"/>
+            <w:tcMar>
+              <w:top w:w="120.0" w:type="dxa"/>
+              <w:left w:w="80.0" w:type="dxa"/>
+              <w:bottom w:w="120.0" w:type="dxa"/>
+              <w:right w:w="80.0" w:type="dxa"/>
+            </w:tcMar>
+            <w:vAlign w:val="top"/>
+          </w:tcPr>
+          <w:p>
+            <w:pPr>
+              <w:pBdr>
+                <w:top w:space="0" w:sz="0" w:val="nil"/>
+                <w:left w:space="0" w:sz="0" w:val="nil"/>
+                <w:bottom w:space="0" w:sz="0" w:val="nil"/>
+                <w:right w:space="0" w:sz="0" w:val="nil"/>
+                <w:between w:space="0" w:sz="0" w:val="nil"/>
+              </w:pBdr>
+              <w:shd w:fill="auto" w:val="clear"/>
+              <w:spacing w:after="120" w:before="120" w:lineRule="auto"/>
+              <w:rPr/>
+            </w:pPr>
+            <w:r>
+              <w:rPr>
+                <w:sz w:val="16"/>
+                <w:szCs w:val="16"/>
+                <w:rtl w:val="0"/>
+              </w:rPr>
+              <w:t xml:space="preserve">Checkout y resultado de la compra</w:t>
+            </w:r>
+          </w:p>
+        </w:tc>
+        <w:tc>
+          <w:tcPr>
+            <w:tcBorders>
+              <w:top w:color="d3d3d3" w:space="0" w:sz="6" w:val="single"/>
+              <w:left w:color="d3d3d3" w:space="0" w:sz="6" w:val="single"/>
+              <w:bottom w:color="d3d3d3" w:space="0" w:sz="6" w:val="single"/>
+              <w:right w:color="d3d3d3" w:space="0" w:sz="6" w:val="single"/>
+            </w:tcBorders>
+            <w:shd w:fill="auto" w:val="clear"/>
+            <w:tcMar>
+              <w:top w:w="120.0" w:type="dxa"/>
+              <w:left w:w="80.0" w:type="dxa"/>
+              <w:bottom w:w="120.0" w:type="dxa"/>
+              <w:right w:w="80.0" w:type="dxa"/>
+            </w:tcMar>
+            <w:vAlign w:val="top"/>
+          </w:tcPr>
+          <w:p>
+            <w:pPr>
+              <w:pBdr>
+                <w:top w:space="0" w:sz="0" w:val="nil"/>
+                <w:left w:space="0" w:sz="0" w:val="nil"/>
+                <w:bottom w:space="0" w:sz="0" w:val="nil"/>
+                <w:right w:space="0" w:sz="0" w:val="nil"/>
+                <w:between w:space="0" w:sz="0" w:val="nil"/>
+              </w:pBdr>
+              <w:shd w:fill="auto" w:val="clear"/>
+              <w:spacing w:after="120" w:before="120" w:lineRule="auto"/>
+              <w:rPr/>
+            </w:pPr>
+            <w:r>
+              <w:rPr>
+                <w:sz w:val="16"/>
+                <w:szCs w:val="16"/>
+                <w:rtl w:val="0"/>
+              </w:rPr>
+              <w:t xml:space="preserve">Funcional</w:t>
+            </w:r>
+          </w:p>
+        </w:tc>
+        <w:tc>
+          <w:tcPr>
+            <w:tcBorders>
+              <w:top w:color="d3d3d3" w:space="0" w:sz="6" w:val="single"/>
+              <w:left w:color="d3d3d3" w:space="0" w:sz="6" w:val="single"/>
+              <w:bottom w:color="d3d3d3" w:space="0" w:sz="6" w:val="single"/>
+              <w:right w:color="d3d3d3" w:space="0" w:sz="6" w:val="single"/>
+            </w:tcBorders>
+            <w:shd w:fill="auto" w:val="clear"/>
+            <w:tcMar>
+              <w:top w:w="120.0" w:type="dxa"/>
+              <w:left w:w="80.0" w:type="dxa"/>
+              <w:bottom w:w="120.0" w:type="dxa"/>
+              <w:right w:w="80.0" w:type="dxa"/>
+            </w:tcMar>
+            <w:vAlign w:val="top"/>
+          </w:tcPr>
+          <w:p>
+            <w:pPr>
+              <w:pBdr>
+                <w:top w:space="0" w:sz="0" w:val="nil"/>
+                <w:left w:space="0" w:sz="0" w:val="nil"/>
+                <w:bottom w:space="0" w:sz="0" w:val="nil"/>
+                <w:right w:space="0" w:sz="0" w:val="nil"/>
+                <w:between w:space="0" w:sz="0" w:val="nil"/>
+              </w:pBdr>
+              <w:shd w:fill="auto" w:val="clear"/>
+              <w:spacing w:after="120" w:before="120" w:lineRule="auto"/>
+              <w:rPr/>
+            </w:pPr>
+            <w:r>
+              <w:rPr>
+                <w:sz w:val="16"/>
+                <w:szCs w:val="16"/>
+                <w:rtl w:val="0"/>
+              </w:rPr>
+              <w:t xml:space="preserve">Funcional de usuario</w:t>
+            </w:r>
+          </w:p>
+        </w:tc>
+        <w:tc>
+          <w:tcPr>
+            <w:tcBorders>
+              <w:top w:color="d3d3d3" w:space="0" w:sz="6" w:val="single"/>
+              <w:left w:color="d3d3d3" w:space="0" w:sz="6" w:val="single"/>
+              <w:bottom w:color="d3d3d3" w:space="0" w:sz="6" w:val="single"/>
+              <w:right w:color="d3d3d3" w:space="0" w:sz="6" w:val="single"/>
+            </w:tcBorders>
+            <w:shd w:fill="auto" w:val="clear"/>
+            <w:tcMar>
+              <w:top w:w="120.0" w:type="dxa"/>
+              <w:left w:w="80.0" w:type="dxa"/>
+              <w:bottom w:w="120.0" w:type="dxa"/>
+              <w:right w:w="80.0" w:type="dxa"/>
+            </w:tcMar>
+            <w:vAlign w:val="top"/>
+          </w:tcPr>
+          <w:p>
+            <w:pPr>
+              <w:pBdr>
+                <w:top w:space="0" w:sz="0" w:val="nil"/>
+                <w:left w:space="0" w:sz="0" w:val="nil"/>
+                <w:bottom w:space="0" w:sz="0" w:val="nil"/>
+                <w:right w:space="0" w:sz="0" w:val="nil"/>
+                <w:between w:space="0" w:sz="0" w:val="nil"/>
+              </w:pBdr>
+              <w:shd w:fill="auto" w:val="clear"/>
+              <w:spacing w:after="120" w:before="120" w:lineRule="auto"/>
+              <w:rPr/>
+            </w:pPr>
+            <w:r>
+              <w:rPr>
+                <w:sz w:val="16"/>
+                <w:szCs w:val="16"/>
+                <w:rtl w:val="0"/>
+              </w:rPr>
+              <w:t xml:space="preserve">Cliente</w:t>
+            </w:r>
+          </w:p>
+        </w:tc>
+        <w:tc>
+          <w:tcPr>
+            <w:tcBorders>
+              <w:top w:color="d3d3d3" w:space="0" w:sz="6" w:val="single"/>
+              <w:left w:color="d3d3d3" w:space="0" w:sz="6" w:val="single"/>
+              <w:bottom w:color="d3d3d3" w:space="0" w:sz="6" w:val="single"/>
+              <w:right w:color="d3d3d3" w:space="0" w:sz="6" w:val="single"/>
+            </w:tcBorders>
+            <w:shd w:fill="auto" w:val="clear"/>
+            <w:tcMar>
+              <w:top w:w="120.0" w:type="dxa"/>
+              <w:left w:w="80.0" w:type="dxa"/>
+              <w:bottom w:w="120.0" w:type="dxa"/>
+              <w:right w:w="80.0" w:type="dxa"/>
+            </w:tcMar>
+            <w:vAlign w:val="top"/>
+          </w:tcPr>
+          <w:p>
+            <w:pPr>
+              <w:pBdr>
+                <w:top w:space="0" w:sz="0" w:val="nil"/>
+                <w:left w:space="0" w:sz="0" w:val="nil"/>
+                <w:bottom w:space="0" w:sz="0" w:val="nil"/>
+                <w:right w:space="0" w:sz="0" w:val="nil"/>
+                <w:between w:space="0" w:sz="0" w:val="nil"/>
+              </w:pBdr>
+              <w:shd w:fill="auto" w:val="clear"/>
+              <w:spacing w:after="120" w:before="120" w:lineRule="auto"/>
+              <w:rPr/>
+            </w:pPr>
+            <w:r>
+              <w:rPr>
+                <w:sz w:val="16"/>
+                <w:szCs w:val="16"/>
+                <w:rtl w:val="0"/>
+              </w:rPr>
+              <w:t xml:space="preserve">El sistema debe solicitar los datos del cliente y la dirección de entrega (región y comuna), simular el pago y mostrar la compra exitosa con boleta o el pago con error con opción de reintentar.</w:t>
             </w:r>
           </w:p>
         </w:tc>
@@ -9551,7 +10449,7 @@
         <w:rPr>
           <w:rtl w:val="0"/>
         </w:rPr>
-        <w:t xml:space="preserve"> Formulario de registro (RegisterPage) con nombre, correo, contraseña y confirmación. Valida un nombre de al menos 3 letras, un correo @gmail.com o @hotmail.com, una contraseña de mínimo 8 caracteres con letras y números, que ambas contraseñas coincidan, la aceptación de términos y que el correo no esté registrado. La cuenta se guarda con rol cliente.</w:t>
+        <w:t xml:space="preserve"> Formulario de registro (RegisterPage) con nombre, correo, contraseña y confirmación. Valida un nombre de al menos 3 letras, un correo @gmail.com o @hotmail.com, una contraseña de mínimo 8 caracteres con letras y números, que ambas contraseñas coincidan, la aceptación de términos y que el correo no esté registrado. La validación es declarativa: un esquema de Yup (js/validation.js) conectado a React Hook Form con yupResolver, que muestra el error debajo de cada campo. La cuenta se guarda con rol cliente.</w:t>
       </w:r>
     </w:p>
     <w:p>
@@ -9579,7 +10477,7 @@
         <w:rPr>
           <w:rtl w:val="0"/>
         </w:rPr>
-        <w:t xml:space="preserve"> Inicio de sesión (LoginPage) que valida el formato del correo y una contraseña de al menos 8 caracteres, y compara las credenciales con los usuarios guardados. La sesión activa se conserva en el navegador; el cliente vuelve al inicio y el administrador accede al panel. Hay cuentas de demostración de administrador y de cliente.</w:t>
+        <w:t xml:space="preserve"> Inicio de sesión (LoginPage) que, con React Hook Form y un esquema de Yup, valida el formato del correo y una contraseña de al menos 8 caracteres, y compara las credenciales con los usuarios guardados. La sesión activa se conserva en el navegador; el cliente vuelve al inicio y el administrador accede al panel. Hay cuentas de demostración de administrador y de cliente.</w:t>
       </w:r>
     </w:p>
     <w:p>
@@ -9635,7 +10533,7 @@
         <w:rPr>
           <w:rtl w:val="0"/>
         </w:rPr>
-        <w:t xml:space="preserve"> El catálogo (CatalogPage) muestra cada producto en una tarjeta (ProductCard) con imagen, precio por unidad, stock y origen. El detalle (ProductDetailPage) agrega código, descripción, prácticas sostenibles, impacto ambiental y el precio con descuento cuando corresponde. Los productos desactivados por el administrador no se muestran.</w:t>
+        <w:t xml:space="preserve"> El catálogo (CatalogPage) muestra cada producto en una tarjeta (TarjetaProducto) con imagen, precio por unidad, stock y origen. El detalle (ProductDetailPage) agrega código, descripción, prácticas sostenibles, impacto ambiental y el precio con descuento cuando corresponde. Los productos desactivados por el administrador no se muestran.</w:t>
       </w:r>
     </w:p>
     <w:p>
@@ -9663,7 +10561,7 @@
         <w:rPr>
           <w:rtl w:val="0"/>
         </w:rPr>
-        <w:t xml:space="preserve"> El componente CatalogFilters permite buscar por nombre y combinar filtros por categoría (frutas, verduras, orgánicos y lácteos) y por rango de precio (menos de $1.000, entre $1.000 y $3.000, y más de $3.000). Muestra el número de resultados, un mensaje cuando no hay coincidencias y un botón para limpiar los filtros. No se filtra por origen.</w:t>
+        <w:t xml:space="preserve"> El componente FiltrosCatalogo permite buscar por nombre y combinar filtros por categoría (frutas, verduras, orgánicos y lácteos) y por rango de precio (menos de $1.000, entre $1.000 y $3.000, y más de $3.000). Muestra el número de resultados, un mensaje cuando no hay coincidencias y un botón para limpiar los filtros. No se filtra por origen.</w:t>
       </w:r>
     </w:p>
     <w:p>
@@ -9691,7 +10589,7 @@
         <w:rPr>
           <w:rtl w:val="0"/>
         </w:rPr>
-        <w:t xml:space="preserve"> CartPage permite aumentar o disminuir la cantidad de cada ítem (1 a 999) con QuantityControl, eliminar ítems y ver subtotal, despacho ($2.990, gratis desde $25.000) y total en tiempo real. El carrito se conserva en el navegador, el contador del encabezado se actualiza al instante y añadir un producto ya presente incrementa su cantidad en lugar de duplicarlo.</w:t>
+        <w:t xml:space="preserve"> CartPage permite aumentar o disminuir la cantidad de cada ítem (1 a 999) con ControlCantidad, eliminar ítems y ver subtotal, despacho ($2.990, gratis desde $25.000) y total en tiempo real. El carrito se conserva en el navegador, el contador y el total del encabezado se actualizan al instante y añadir un producto ya presente incrementa su cantidad en lugar de duplicarlo.</w:t>
       </w:r>
     </w:p>
     <w:p>
@@ -9719,7 +10617,7 @@
         <w:rPr>
           <w:rtl w:val="0"/>
         </w:rPr>
-        <w:t xml:space="preserve"> Al confirmar el pedido se genera un código (formato HH-NNNNN), se guarda la orden con sus ítems, totales, fecha de entrega y datos del cliente, se vacía el carrito y se muestra un comprobante (OrderReceiptModal). El administrador puede ver e imprimir la boleta de cada orden. Aún no existe paso de pago ni ingreso de dirección durante la confirmación.</w:t>
+        <w:t xml:space="preserve"> Al pagar desde el checkout (CheckoutPage) se genera un código (formato HH-NNNNN), se guarda la orden con sus ítems, totales, fecha de entrega y datos del cliente, se vacía el carrito y se muestra la vista de compra exitosa (PurchaseResultPage). El administrador puede ver e imprimir la boleta de cada orden. El pago es simulado: si se rechaza, la vista de error conserva el carrito y permite reintentar.</w:t>
       </w:r>
     </w:p>
     <w:p>
@@ -9747,7 +10645,7 @@
         <w:rPr>
           <w:rtl w:val="0"/>
         </w:rPr>
-        <w:t xml:space="preserve"> La página de seguimiento (TrackingPage) consulta el pedido por su código y muestra el estado en una línea de tiempo (StatusTimeline) de cuatro etapas: Confirmado, En preparación, En camino y Entregado. El administrador actualiza el estado desde Órdenes y boletas.</w:t>
+        <w:t xml:space="preserve"> La página de seguimiento (TrackingPage) consulta el pedido por su código y muestra el estado en una línea de tiempo (LineaTiempoEstado) de cuatro etapas: Confirmado, En preparación, En camino y Entregado. El administrador actualiza el estado desde Órdenes y boletas.</w:t>
       </w:r>
     </w:p>
     <w:p>
@@ -9943,7 +10841,7 @@
         <w:rPr>
           <w:rtl w:val="0"/>
         </w:rPr>
-        <w:t xml:space="preserve"> Cada vista tiene su hoja de estilos y todas comparten las mismas variables, lo que mantiene la coherencia. Los componentes asocian etiqueta y campo (FormField), usan mensajes accesibles (StatusMessage con roles alert y status) y controles con atributos aria.</w:t>
+        <w:t xml:space="preserve"> Cada vista tiene su hoja de estilos y todas comparten las mismas variables, lo que mantiene la coherencia. Los componentes asocian etiqueta y campo (CampoFormulario), usan mensajes accesibles (MensajeEstado con roles alert y status) y controles con atributos aria.</w:t>
       </w:r>
     </w:p>
     <w:p>
@@ -9971,7 +10869,7 @@
         <w:rPr>
           <w:rtl w:val="0"/>
         </w:rPr>
-        <w:t xml:space="preserve"> Las páginas HTML originales se convirtieron en 25 vistas (src/pages) y 10 componentes reutilizables (src/components): SiteHeader, SiteFooter, AdminShell, ProductCard, CatalogFilters, FormField, QuantityControl, StatusTimeline, StatusMessage y OrderReceiptModal. Los formularios de crear y editar comparten componente (AdminProductFormPage y AdminUserFormPage). Los componentes reciben datos y funciones por props y usan estado propio solo cuando lo necesitan, por ejemplo ProductCard para mostrar "Añadido".</w:t>
+        <w:t xml:space="preserve"> Las páginas HTML originales se convirtieron en 28 vistas (src/pages) y 11 componentes reutilizables (src/components): LogoMarca, CabeceraSitio, PieSitio, PanelAdmin, TarjetaProducto, FiltrosCatalogo, CampoFormulario, ControlCantidad, LineaTiempoEstado, MensajeEstado y TablaProductosPedido. Los formularios de crear y editar comparten componente (AdminProductFormPage y AdminUserFormPage). Los componentes reciben datos y funciones por props y usan estado propio solo cuando lo necesitan (hooks: useState, useEffect con limpieza, useRef, useMemo, useCallback, useReducer en el carrito y los hooks personalizados useFetch y useTransientFeedback), por ejemplo TarjetaProducto para mostrar "Añadido".</w:t>
       </w:r>
     </w:p>
     <w:p>
@@ -10133,13 +11031,69 @@
           <w:bCs w:val="1"/>
           <w:rtl w:val="0"/>
         </w:rPr>
-        <w:t xml:space="preserve">[R.22] Pruebas unitarias con Jasmine y Karma (RNF):</w:t>
+        <w:t xml:space="preserve">[R.22] Pruebas unitarias con Vitest (RNF):</w:t>
       </w:r>
       <w:r>
         <w:rPr>
           <w:rtl w:val="0"/>
         </w:rPr>
-        <w:t xml:space="preserve"> Karma con Jasmine y React Testing Library ejecuta 10 pruebas de componentes en Chrome (npm run test:karma): renderizado condicional (StatusMessage), props y límites (QuantityControl), estado visual (StatusTimeline), asociación etiqueta-campo (FormField) y eventos con funciones espía (ProductCard y CatalogFilters). Además, 14 pruebas de lógica con Vitest, repartidas en 10 archivos (npm test), cubren almacenamiento, catálogo, sesión y carrito.</w:t>
+        <w:t xml:space="preserve"> Vitest con React Testing Library y jsdom ejecuta 10 pruebas (npm run test:run): Custom Hooks con renderHook y act (useTransientFeedback y useFetch con fetch simulado), componentes (ControlCantidad, MensajeEstado, FiltrosCatalogo y TarjetaProducto: props, renderizado condicional, estado y eventos) y flujos (despacho y validación del checkout, pago aprobado y rechazado, y stock crítico). La cobertura V8 se genera con npm run test:coverage, con reporte en terminal, JSON y HTML (coverage-v8/index.html).</w:t>
+      </w:r>
+    </w:p>
+    <w:p>
+      <w:pPr>
+        <w:pBdr>
+          <w:top w:space="0" w:sz="0" w:val="nil"/>
+          <w:left w:space="0" w:sz="0" w:val="nil"/>
+          <w:bottom w:space="0" w:sz="0" w:val="nil"/>
+          <w:right w:space="0" w:sz="0" w:val="nil"/>
+          <w:between w:space="0" w:sz="0" w:val="nil"/>
+        </w:pBdr>
+        <w:shd w:fill="auto" w:val="clear"/>
+        <w:spacing w:after="150" w:lineRule="auto"/>
+        <w:rPr/>
+      </w:pPr>
+      <w:r>
+        <w:rPr>
+          <w:b w:val="1"/>
+          <w:bCs w:val="1"/>
+          <w:rtl w:val="0"/>
+        </w:rPr>
+        <w:t xml:space="preserve">[R.23] Vista de categorías y total del carrito:</w:t>
+      </w:r>
+      <w:r>
+        <w:rPr>
+          <w:rtl w:val="0"/>
+        </w:rPr>
+        <w:t xml:space="preserve"> CategoriesPage separa los productos por categoría (/categorias?categoria=) y reutiliza TarjetaProducto. El encabezado (CabeceraSitio) muestra el total del carrito junto al contador; el panel de administración incorpora los accesos Tienda y Cerrar sesión.</w:t>
+      </w:r>
+    </w:p>
+    <w:p>
+      <w:pPr>
+        <w:pBdr>
+          <w:top w:space="0" w:sz="0" w:val="nil"/>
+          <w:left w:space="0" w:sz="0" w:val="nil"/>
+          <w:bottom w:space="0" w:sz="0" w:val="nil"/>
+          <w:right w:space="0" w:sz="0" w:val="nil"/>
+          <w:between w:space="0" w:sz="0" w:val="nil"/>
+        </w:pBdr>
+        <w:shd w:fill="auto" w:val="clear"/>
+        <w:spacing w:after="150" w:lineRule="auto"/>
+        <w:rPr/>
+      </w:pPr>
+      <w:r>
+        <w:rPr>
+          <w:b w:val="1"/>
+          <w:bCs w:val="1"/>
+          <w:rtl w:val="0"/>
+        </w:rPr>
+        <w:t xml:space="preserve">[R.24] Checkout y resultado de la compra:</w:t>
+      </w:r>
+      <w:r>
+        <w:rPr>
+          <w:rtl w:val="0"/>
+        </w:rPr>
+        <w:t xml:space="preserve"> El botón "Ir a pagar" del carrito abre CheckoutPage, con el resumen del pedido, los datos del cliente (precargados si hay sesión) y la dirección de entrega con región y comuna dependientes, validados con js/checkout.js. El pago se simula: si se aprueba, el pedido se guarda, el carrito se vacía y PurchaseResultPage muestra la compra exitosa con boleta (imprimir o enviar por correo); si se rechaza, se muestra el error con el botón "Volver a realizar el pago" y el carrito se conserva.</w:t>
       </w:r>
     </w:p>
     <w:p>
@@ -10777,7 +11731,7 @@
                 <w:bCs w:val="1"/>
                 <w:rtl w:val="0"/>
               </w:rPr>
-              <w:t xml:space="preserve">/producto?id=</w:t>
+              <w:t xml:space="preserve">/categorias</w:t>
             </w:r>
           </w:p>
         </w:tc>
@@ -10815,7 +11769,7 @@
               <w:rPr>
                 <w:rtl w:val="0"/>
               </w:rPr>
-              <w:t xml:space="preserve">Detalle de producto y reseñas</w:t>
+              <w:t xml:space="preserve">Productos separados por categoría</w:t>
             </w:r>
           </w:p>
         </w:tc>
@@ -10853,7 +11807,7 @@
               <w:rPr>
                 <w:rtl w:val="0"/>
               </w:rPr>
-              <w:t xml:space="preserve">R.4, R.10</w:t>
+              <w:t xml:space="preserve">R.23</w:t>
             </w:r>
           </w:p>
         </w:tc>
@@ -10902,6 +11856,131 @@
                 <w:bCs w:val="1"/>
                 <w:rtl w:val="0"/>
               </w:rPr>
+              <w:t xml:space="preserve">/producto?id=</w:t>
+            </w:r>
+          </w:p>
+        </w:tc>
+        <w:tc>
+          <w:tcPr>
+            <w:tcBorders>
+              <w:top w:color="d3d3d3" w:space="0" w:sz="6" w:val="single"/>
+              <w:left w:color="d3d3d3" w:space="0" w:sz="6" w:val="single"/>
+              <w:bottom w:color="d3d3d3" w:space="0" w:sz="6" w:val="single"/>
+              <w:right w:color="d3d3d3" w:space="0" w:sz="6" w:val="single"/>
+            </w:tcBorders>
+            <w:shd w:fill="auto" w:val="clear"/>
+            <w:tcMar>
+              <w:top w:w="120.0" w:type="dxa"/>
+              <w:left w:w="120.0" w:type="dxa"/>
+              <w:bottom w:w="120.0" w:type="dxa"/>
+              <w:right w:w="120.0" w:type="dxa"/>
+            </w:tcMar>
+            <w:vAlign w:val="top"/>
+          </w:tcPr>
+          <w:p>
+            <w:pPr>
+              <w:pBdr>
+                <w:top w:space="0" w:sz="0" w:val="nil"/>
+                <w:left w:space="0" w:sz="0" w:val="nil"/>
+                <w:bottom w:space="0" w:sz="0" w:val="nil"/>
+                <w:right w:space="0" w:sz="0" w:val="nil"/>
+                <w:between w:space="0" w:sz="0" w:val="nil"/>
+              </w:pBdr>
+              <w:shd w:fill="auto" w:val="clear"/>
+              <w:spacing w:after="120" w:before="120" w:lineRule="auto"/>
+              <w:rPr/>
+            </w:pPr>
+            <w:r>
+              <w:rPr>
+                <w:rtl w:val="0"/>
+              </w:rPr>
+              <w:t xml:space="preserve">Detalle de producto y reseñas</w:t>
+            </w:r>
+          </w:p>
+        </w:tc>
+        <w:tc>
+          <w:tcPr>
+            <w:tcBorders>
+              <w:top w:color="d3d3d3" w:space="0" w:sz="6" w:val="single"/>
+              <w:left w:color="d3d3d3" w:space="0" w:sz="6" w:val="single"/>
+              <w:bottom w:color="d3d3d3" w:space="0" w:sz="6" w:val="single"/>
+              <w:right w:color="d3d3d3" w:space="0" w:sz="6" w:val="single"/>
+            </w:tcBorders>
+            <w:shd w:fill="auto" w:val="clear"/>
+            <w:tcMar>
+              <w:top w:w="120.0" w:type="dxa"/>
+              <w:left w:w="120.0" w:type="dxa"/>
+              <w:bottom w:w="120.0" w:type="dxa"/>
+              <w:right w:w="120.0" w:type="dxa"/>
+            </w:tcMar>
+            <w:vAlign w:val="top"/>
+          </w:tcPr>
+          <w:p>
+            <w:pPr>
+              <w:pBdr>
+                <w:top w:space="0" w:sz="0" w:val="nil"/>
+                <w:left w:space="0" w:sz="0" w:val="nil"/>
+                <w:bottom w:space="0" w:sz="0" w:val="nil"/>
+                <w:right w:space="0" w:sz="0" w:val="nil"/>
+                <w:between w:space="0" w:sz="0" w:val="nil"/>
+              </w:pBdr>
+              <w:shd w:fill="auto" w:val="clear"/>
+              <w:spacing w:after="120" w:before="120" w:lineRule="auto"/>
+              <w:rPr/>
+            </w:pPr>
+            <w:r>
+              <w:rPr>
+                <w:rtl w:val="0"/>
+              </w:rPr>
+              <w:t xml:space="preserve">R.4, R.10</w:t>
+            </w:r>
+          </w:p>
+        </w:tc>
+      </w:tr>
+      <w:tr>
+        <w:trPr>
+          <w:cantSplit w:val="0"/>
+          <w:tblHeader w:val="0"/>
+        </w:trPr>
+        <w:tc>
+          <w:tcPr>
+            <w:tcBorders>
+              <w:top w:color="d3d3d3" w:space="0" w:sz="6" w:val="single"/>
+              <w:left w:color="d3d3d3" w:space="0" w:sz="6" w:val="single"/>
+              <w:bottom w:color="d3d3d3" w:space="0" w:sz="6" w:val="single"/>
+              <w:right w:color="d3d3d3" w:space="0" w:sz="6" w:val="single"/>
+            </w:tcBorders>
+            <w:shd w:fill="auto" w:val="clear"/>
+            <w:tcMar>
+              <w:top w:w="120.0" w:type="dxa"/>
+              <w:left w:w="120.0" w:type="dxa"/>
+              <w:bottom w:w="120.0" w:type="dxa"/>
+              <w:right w:w="120.0" w:type="dxa"/>
+            </w:tcMar>
+            <w:vAlign w:val="top"/>
+          </w:tcPr>
+          <w:p>
+            <w:pPr>
+              <w:pBdr>
+                <w:top w:space="0" w:sz="0" w:val="nil"/>
+                <w:left w:space="0" w:sz="0" w:val="nil"/>
+                <w:bottom w:space="0" w:sz="0" w:val="nil"/>
+                <w:right w:space="0" w:sz="0" w:val="nil"/>
+                <w:between w:space="0" w:sz="0" w:val="nil"/>
+              </w:pBdr>
+              <w:shd w:fill="auto" w:val="clear"/>
+              <w:spacing w:after="120" w:before="120" w:lineRule="auto"/>
+              <w:rPr>
+                <w:b w:val="1"/>
+                <w:bCs w:val="1"/>
+              </w:rPr>
+            </w:pPr>
+            <w:r>
+              <w:rPr>
+                <w:b w:val="1"/>
+                <w:bCs w:val="1"/>
+                <w:rtl w:val="0"/>
+              </w:rPr>
               <w:t xml:space="preserve">/carrito</w:t>
             </w:r>
           </w:p>
@@ -10940,7 +12019,7 @@
               <w:rPr>
                 <w:rtl w:val="0"/>
               </w:rPr>
-              <w:t xml:space="preserve">Carrito y confirmación del pedido</w:t>
+              <w:t xml:space="preserve">Carrito de compra</w:t>
             </w:r>
           </w:p>
         </w:tc>
@@ -10979,6 +12058,256 @@
                 <w:rtl w:val="0"/>
               </w:rPr>
               <w:t xml:space="preserve">R.6, R.7, R.9</w:t>
+            </w:r>
+          </w:p>
+        </w:tc>
+      </w:tr>
+      <w:tr>
+        <w:trPr>
+          <w:cantSplit w:val="0"/>
+          <w:tblHeader w:val="0"/>
+        </w:trPr>
+        <w:tc>
+          <w:tcPr>
+            <w:tcBorders>
+              <w:top w:color="d3d3d3" w:space="0" w:sz="6" w:val="single"/>
+              <w:left w:color="d3d3d3" w:space="0" w:sz="6" w:val="single"/>
+              <w:bottom w:color="d3d3d3" w:space="0" w:sz="6" w:val="single"/>
+              <w:right w:color="d3d3d3" w:space="0" w:sz="6" w:val="single"/>
+            </w:tcBorders>
+            <w:shd w:fill="auto" w:val="clear"/>
+            <w:tcMar>
+              <w:top w:w="120.0" w:type="dxa"/>
+              <w:left w:w="120.0" w:type="dxa"/>
+              <w:bottom w:w="120.0" w:type="dxa"/>
+              <w:right w:w="120.0" w:type="dxa"/>
+            </w:tcMar>
+            <w:vAlign w:val="top"/>
+          </w:tcPr>
+          <w:p>
+            <w:pPr>
+              <w:pBdr>
+                <w:top w:space="0" w:sz="0" w:val="nil"/>
+                <w:left w:space="0" w:sz="0" w:val="nil"/>
+                <w:bottom w:space="0" w:sz="0" w:val="nil"/>
+                <w:right w:space="0" w:sz="0" w:val="nil"/>
+                <w:between w:space="0" w:sz="0" w:val="nil"/>
+              </w:pBdr>
+              <w:shd w:fill="auto" w:val="clear"/>
+              <w:spacing w:after="120" w:before="120" w:lineRule="auto"/>
+              <w:rPr>
+                <w:b w:val="1"/>
+                <w:bCs w:val="1"/>
+              </w:rPr>
+            </w:pPr>
+            <w:r>
+              <w:rPr>
+                <w:b w:val="1"/>
+                <w:bCs w:val="1"/>
+                <w:rtl w:val="0"/>
+              </w:rPr>
+              <w:t xml:space="preserve">/checkout</w:t>
+            </w:r>
+          </w:p>
+        </w:tc>
+        <w:tc>
+          <w:tcPr>
+            <w:tcBorders>
+              <w:top w:color="d3d3d3" w:space="0" w:sz="6" w:val="single"/>
+              <w:left w:color="d3d3d3" w:space="0" w:sz="6" w:val="single"/>
+              <w:bottom w:color="d3d3d3" w:space="0" w:sz="6" w:val="single"/>
+              <w:right w:color="d3d3d3" w:space="0" w:sz="6" w:val="single"/>
+            </w:tcBorders>
+            <w:shd w:fill="auto" w:val="clear"/>
+            <w:tcMar>
+              <w:top w:w="120.0" w:type="dxa"/>
+              <w:left w:w="120.0" w:type="dxa"/>
+              <w:bottom w:w="120.0" w:type="dxa"/>
+              <w:right w:w="120.0" w:type="dxa"/>
+            </w:tcMar>
+            <w:vAlign w:val="top"/>
+          </w:tcPr>
+          <w:p>
+            <w:pPr>
+              <w:pBdr>
+                <w:top w:space="0" w:sz="0" w:val="nil"/>
+                <w:left w:space="0" w:sz="0" w:val="nil"/>
+                <w:bottom w:space="0" w:sz="0" w:val="nil"/>
+                <w:right w:space="0" w:sz="0" w:val="nil"/>
+                <w:between w:space="0" w:sz="0" w:val="nil"/>
+              </w:pBdr>
+              <w:shd w:fill="auto" w:val="clear"/>
+              <w:spacing w:after="120" w:before="120" w:lineRule="auto"/>
+              <w:rPr/>
+            </w:pPr>
+            <w:r>
+              <w:rPr>
+                <w:rtl w:val="0"/>
+              </w:rPr>
+              <w:t xml:space="preserve">Datos del cliente y dirección de entrega</w:t>
+            </w:r>
+          </w:p>
+        </w:tc>
+        <w:tc>
+          <w:tcPr>
+            <w:tcBorders>
+              <w:top w:color="d3d3d3" w:space="0" w:sz="6" w:val="single"/>
+              <w:left w:color="d3d3d3" w:space="0" w:sz="6" w:val="single"/>
+              <w:bottom w:color="d3d3d3" w:space="0" w:sz="6" w:val="single"/>
+              <w:right w:color="d3d3d3" w:space="0" w:sz="6" w:val="single"/>
+            </w:tcBorders>
+            <w:shd w:fill="auto" w:val="clear"/>
+            <w:tcMar>
+              <w:top w:w="120.0" w:type="dxa"/>
+              <w:left w:w="120.0" w:type="dxa"/>
+              <w:bottom w:w="120.0" w:type="dxa"/>
+              <w:right w:w="120.0" w:type="dxa"/>
+            </w:tcMar>
+            <w:vAlign w:val="top"/>
+          </w:tcPr>
+          <w:p>
+            <w:pPr>
+              <w:pBdr>
+                <w:top w:space="0" w:sz="0" w:val="nil"/>
+                <w:left w:space="0" w:sz="0" w:val="nil"/>
+                <w:bottom w:space="0" w:sz="0" w:val="nil"/>
+                <w:right w:space="0" w:sz="0" w:val="nil"/>
+                <w:between w:space="0" w:sz="0" w:val="nil"/>
+              </w:pBdr>
+              <w:shd w:fill="auto" w:val="clear"/>
+              <w:spacing w:after="120" w:before="120" w:lineRule="auto"/>
+              <w:rPr/>
+            </w:pPr>
+            <w:r>
+              <w:rPr>
+                <w:rtl w:val="0"/>
+              </w:rPr>
+              <w:t xml:space="preserve">R.24</w:t>
+            </w:r>
+          </w:p>
+        </w:tc>
+      </w:tr>
+      <w:tr>
+        <w:trPr>
+          <w:cantSplit w:val="0"/>
+          <w:tblHeader w:val="0"/>
+        </w:trPr>
+        <w:tc>
+          <w:tcPr>
+            <w:tcBorders>
+              <w:top w:color="d3d3d3" w:space="0" w:sz="6" w:val="single"/>
+              <w:left w:color="d3d3d3" w:space="0" w:sz="6" w:val="single"/>
+              <w:bottom w:color="d3d3d3" w:space="0" w:sz="6" w:val="single"/>
+              <w:right w:color="d3d3d3" w:space="0" w:sz="6" w:val="single"/>
+            </w:tcBorders>
+            <w:shd w:fill="auto" w:val="clear"/>
+            <w:tcMar>
+              <w:top w:w="120.0" w:type="dxa"/>
+              <w:left w:w="120.0" w:type="dxa"/>
+              <w:bottom w:w="120.0" w:type="dxa"/>
+              <w:right w:w="120.0" w:type="dxa"/>
+            </w:tcMar>
+            <w:vAlign w:val="top"/>
+          </w:tcPr>
+          <w:p>
+            <w:pPr>
+              <w:pBdr>
+                <w:top w:space="0" w:sz="0" w:val="nil"/>
+                <w:left w:space="0" w:sz="0" w:val="nil"/>
+                <w:bottom w:space="0" w:sz="0" w:val="nil"/>
+                <w:right w:space="0" w:sz="0" w:val="nil"/>
+                <w:between w:space="0" w:sz="0" w:val="nil"/>
+              </w:pBdr>
+              <w:shd w:fill="auto" w:val="clear"/>
+              <w:spacing w:after="120" w:before="120" w:lineRule="auto"/>
+              <w:rPr>
+                <w:b w:val="1"/>
+                <w:bCs w:val="1"/>
+              </w:rPr>
+            </w:pPr>
+            <w:r>
+              <w:rPr>
+                <w:b w:val="1"/>
+                <w:bCs w:val="1"/>
+                <w:rtl w:val="0"/>
+              </w:rPr>
+              <w:t xml:space="preserve">/compra/exitosa  /compra/error</w:t>
+            </w:r>
+          </w:p>
+        </w:tc>
+        <w:tc>
+          <w:tcPr>
+            <w:tcBorders>
+              <w:top w:color="d3d3d3" w:space="0" w:sz="6" w:val="single"/>
+              <w:left w:color="d3d3d3" w:space="0" w:sz="6" w:val="single"/>
+              <w:bottom w:color="d3d3d3" w:space="0" w:sz="6" w:val="single"/>
+              <w:right w:color="d3d3d3" w:space="0" w:sz="6" w:val="single"/>
+            </w:tcBorders>
+            <w:shd w:fill="auto" w:val="clear"/>
+            <w:tcMar>
+              <w:top w:w="120.0" w:type="dxa"/>
+              <w:left w:w="120.0" w:type="dxa"/>
+              <w:bottom w:w="120.0" w:type="dxa"/>
+              <w:right w:w="120.0" w:type="dxa"/>
+            </w:tcMar>
+            <w:vAlign w:val="top"/>
+          </w:tcPr>
+          <w:p>
+            <w:pPr>
+              <w:pBdr>
+                <w:top w:space="0" w:sz="0" w:val="nil"/>
+                <w:left w:space="0" w:sz="0" w:val="nil"/>
+                <w:bottom w:space="0" w:sz="0" w:val="nil"/>
+                <w:right w:space="0" w:sz="0" w:val="nil"/>
+                <w:between w:space="0" w:sz="0" w:val="nil"/>
+              </w:pBdr>
+              <w:shd w:fill="auto" w:val="clear"/>
+              <w:spacing w:after="120" w:before="120" w:lineRule="auto"/>
+              <w:rPr/>
+            </w:pPr>
+            <w:r>
+              <w:rPr>
+                <w:rtl w:val="0"/>
+              </w:rPr>
+              <w:t xml:space="preserve">Compra exitosa con boleta y pago con error</w:t>
+            </w:r>
+          </w:p>
+        </w:tc>
+        <w:tc>
+          <w:tcPr>
+            <w:tcBorders>
+              <w:top w:color="d3d3d3" w:space="0" w:sz="6" w:val="single"/>
+              <w:left w:color="d3d3d3" w:space="0" w:sz="6" w:val="single"/>
+              <w:bottom w:color="d3d3d3" w:space="0" w:sz="6" w:val="single"/>
+              <w:right w:color="d3d3d3" w:space="0" w:sz="6" w:val="single"/>
+            </w:tcBorders>
+            <w:shd w:fill="auto" w:val="clear"/>
+            <w:tcMar>
+              <w:top w:w="120.0" w:type="dxa"/>
+              <w:left w:w="120.0" w:type="dxa"/>
+              <w:bottom w:w="120.0" w:type="dxa"/>
+              <w:right w:w="120.0" w:type="dxa"/>
+            </w:tcMar>
+            <w:vAlign w:val="top"/>
+          </w:tcPr>
+          <w:p>
+            <w:pPr>
+              <w:pBdr>
+                <w:top w:space="0" w:sz="0" w:val="nil"/>
+                <w:left w:space="0" w:sz="0" w:val="nil"/>
+                <w:bottom w:space="0" w:sz="0" w:val="nil"/>
+                <w:right w:space="0" w:sz="0" w:val="nil"/>
+                <w:between w:space="0" w:sz="0" w:val="nil"/>
+              </w:pBdr>
+              <w:shd w:fill="auto" w:val="clear"/>
+              <w:spacing w:after="120" w:before="120" w:lineRule="auto"/>
+              <w:rPr/>
+            </w:pPr>
+            <w:r>
+              <w:rPr>
+                <w:rtl w:val="0"/>
+              </w:rPr>
+              <w:t xml:space="preserve">R.7, R.24</w:t>
             </w:r>
           </w:p>
         </w:tc>
@@ -12804,7 +14133,7 @@
         <w:rPr>
           <w:rtl w:val="0"/>
         </w:rPr>
-        <w:t xml:space="preserve"> React 19, Vite, Bootstrap 5 y React-Bootstrap; control de calidad con oxlint.</w:t>
+        <w:t xml:space="preserve"> React 19, Vite, Bootstrap 5, React-Bootstrap, React Hook Form y Yup; control de calidad con oxlint.</w:t>
       </w:r>
     </w:p>
     <w:p>
@@ -12862,13 +14191,13 @@
           <w:bCs w:val="1"/>
           <w:rtl w:val="0"/>
         </w:rPr>
-        <w:t xml:space="preserve">Pruebas de componentes:</w:t>
+        <w:t xml:space="preserve">Pruebas unitarias:</w:t>
       </w:r>
       <w:r>
         <w:rPr>
           <w:rtl w:val="0"/>
         </w:rPr>
-        <w:t xml:space="preserve"> Jasmine, Karma y React Testing Library; cubren renderizado, renderizado condicional, props, estado visual y eventos.</w:t>
+        <w:t xml:space="preserve"> Vitest, React Testing Library y jsdom (10 pruebas): Custom Hooks con renderHook y act, componentes y flujos de compra y stock crítico.</w:t>
       </w:r>
     </w:p>
     <w:p>
@@ -12894,13 +14223,13 @@
           <w:bCs w:val="1"/>
           <w:rtl w:val="0"/>
         </w:rPr>
-        <w:t xml:space="preserve">Pruebas de lógica:</w:t>
+        <w:t xml:space="preserve">Cobertura:</w:t>
       </w:r>
       <w:r>
         <w:rPr>
           <w:rtl w:val="0"/>
         </w:rPr>
-        <w:t xml:space="preserve"> Vitest sobre almacenamiento, catálogo, sesión y carrito.</w:t>
+        <w:t xml:space="preserve"> @vitest/coverage-v8 con reporte en terminal, JSON y HTML; el informe interactivo queda en coverage-v8/index.html.</w:t>
       </w:r>
     </w:p>
     <w:p>
@@ -13075,13 +14404,13 @@
           <w:bCs w:val="1"/>
           <w:rtl w:val="0"/>
         </w:rPr>
-        <w:t xml:space="preserve">Pago:</w:t>
+        <w:t xml:space="preserve">Pago real:</w:t>
       </w:r>
       <w:r>
         <w:rPr>
           <w:rtl w:val="0"/>
         </w:rPr>
-        <w:t xml:space="preserve"> agregar paso de checkout con dirección de entrega y vistas de pago correcto y pago con error.</w:t>
+        <w:t xml:space="preserve"> reemplazar la simulación actual por una pasarela de pago integrada a un backend.</w:t>
       </w:r>
     </w:p>
     <w:p>
